--- a/docs/1_ТЗ_Проект_FlowAct.docx
+++ b/docs/1_ТЗ_Проект_FlowAct.docx
@@ -895,7 +895,19 @@
         <w:jc w:val="center"/>
       </w:pPr>
       <w:r>
-        <w:t>АВТОМАТИЗИРОВАННАЯ СИСТЕМА ПРОЕКТИРОВАНИЯ И ИСПОЛНЕНИЯ WORKFLOW</w:t>
+        <w:t xml:space="preserve">АВТОМАТИЗИРОВАННАЯ СИСТЕМА ПРОЕКТИРОВАНИЯ И ИСПОЛНЕНИЯ </w:t>
+      </w:r>
+      <w:r>
+        <w:t>РАБОЧИ</w:t>
+      </w:r>
+      <w:r>
+        <w:t>Х</w:t>
+      </w:r>
+      <w:r>
+        <w:t xml:space="preserve"> ПРОЦЕСС</w:t>
+      </w:r>
+      <w:r>
+        <w:t>ОВ</w:t>
       </w:r>
     </w:p>
     <w:p>
@@ -918,10 +930,7 @@
         <w:t>АСПИ</w:t>
       </w:r>
       <w:r>
-        <w:rPr>
-          <w:lang w:val="en-US"/>
-        </w:rPr>
-        <w:t>W</w:t>
+        <w:t>РП</w:t>
       </w:r>
       <w:r>
         <w:t xml:space="preserve"> «</w:t>
@@ -1016,7 +1025,14 @@
           <w:sz w:val="24"/>
           <w:szCs w:val="20"/>
         </w:rPr>
-        <w:t>17</w:t>
+        <w:t>1</w:t>
+      </w:r>
+      <w:r>
+        <w:rPr>
+          <w:sz w:val="24"/>
+          <w:szCs w:val="20"/>
+        </w:rPr>
+        <w:t>8</w:t>
       </w:r>
       <w:r>
         <w:rPr>
@@ -3454,7 +3470,7 @@
                 <w:sz w:val="28"/>
                 <w:szCs w:val="28"/>
               </w:rPr>
-              <w:t>13</w:t>
+              <w:t>14</w:t>
             </w:r>
             <w:r>
               <w:rPr>
@@ -3569,7 +3585,7 @@
                 <w:sz w:val="28"/>
                 <w:szCs w:val="28"/>
               </w:rPr>
-              <w:t>13</w:t>
+              <w:t>14</w:t>
             </w:r>
             <w:r>
               <w:rPr>
@@ -3684,7 +3700,7 @@
                 <w:sz w:val="28"/>
                 <w:szCs w:val="28"/>
               </w:rPr>
-              <w:t>13</w:t>
+              <w:t>14</w:t>
             </w:r>
             <w:r>
               <w:rPr>
@@ -3799,7 +3815,7 @@
                 <w:sz w:val="28"/>
                 <w:szCs w:val="28"/>
               </w:rPr>
-              <w:t>13</w:t>
+              <w:t>14</w:t>
             </w:r>
             <w:r>
               <w:rPr>
@@ -3914,7 +3930,7 @@
                 <w:sz w:val="28"/>
                 <w:szCs w:val="28"/>
               </w:rPr>
-              <w:t>14</w:t>
+              <w:t>15</w:t>
             </w:r>
             <w:r>
               <w:rPr>
@@ -4031,7 +4047,7 @@
                 <w:sz w:val="28"/>
                 <w:szCs w:val="28"/>
               </w:rPr>
-              <w:t>15</w:t>
+              <w:t>16</w:t>
             </w:r>
             <w:r>
               <w:rPr>
@@ -4113,23 +4129,30 @@
       <w:r>
         <w:t xml:space="preserve">втоматизированная система проектирования и исполнения </w:t>
       </w:r>
+      <w:r>
+        <w:t>рабочи</w:t>
+      </w:r>
+      <w:r>
+        <w:t>х</w:t>
+      </w:r>
+      <w:r>
+        <w:t xml:space="preserve"> процесс</w:t>
+      </w:r>
+      <w:r>
+        <w:t>ов</w:t>
+      </w:r>
+      <w:r>
+        <w:t xml:space="preserve"> </w:t>
+      </w:r>
+      <w:r>
+        <w:t>«</w:t>
+      </w:r>
       <w:proofErr w:type="spellStart"/>
       <w:r>
-        <w:t>workflow</w:t>
+        <w:t>FlowAct</w:t>
       </w:r>
       <w:proofErr w:type="spellEnd"/>
       <w:r>
-        <w:t xml:space="preserve"> </w:t>
-      </w:r>
-      <w:r>
-        <w:t>«</w:t>
-      </w:r>
-      <w:proofErr w:type="spellStart"/>
-      <w:r>
-        <w:t>FlowAct</w:t>
-      </w:r>
-      <w:proofErr w:type="spellEnd"/>
-      <w:r>
         <w:t>»</w:t>
       </w:r>
       <w:r>
@@ -4144,13 +4167,7 @@
         <w:t xml:space="preserve">Краткое наименование: </w:t>
       </w:r>
       <w:r>
-        <w:t>АСПИ</w:t>
-      </w:r>
-      <w:r>
-        <w:rPr>
-          <w:lang w:val="en-US"/>
-        </w:rPr>
-        <w:t>W</w:t>
+        <w:t>АСПИРП</w:t>
       </w:r>
       <w:r>
         <w:t xml:space="preserve"> «</w:t>
@@ -4368,11 +4385,18 @@
       <w:r>
         <w:t xml:space="preserve">Программное обеспечение предназначено для проектирования, исполнения и управления автоматизированными </w:t>
       </w:r>
-      <w:proofErr w:type="spellStart"/>
-      <w:r>
-        <w:t>workflow</w:t>
-      </w:r>
-      <w:proofErr w:type="spellEnd"/>
+      <w:r>
+        <w:t>рабочи</w:t>
+      </w:r>
+      <w:r>
+        <w:t>ми</w:t>
+      </w:r>
+      <w:r>
+        <w:t xml:space="preserve"> процесс</w:t>
+      </w:r>
+      <w:r>
+        <w:t>ами</w:t>
+      </w:r>
       <w:r>
         <w:t>, ориентированными на обработку текстовых данных и интеграцию с внешними сервисами.</w:t>
       </w:r>
@@ -4384,11 +4408,18 @@
       <w:r>
         <w:t xml:space="preserve">Система обеспечивает пользователю возможность создания цепочек операций </w:t>
       </w:r>
-      <w:proofErr w:type="spellStart"/>
-      <w:r>
-        <w:t>workflow</w:t>
-      </w:r>
-      <w:proofErr w:type="spellEnd"/>
+      <w:r>
+        <w:t>рабочи</w:t>
+      </w:r>
+      <w:r>
+        <w:t>х</w:t>
+      </w:r>
+      <w:r>
+        <w:t xml:space="preserve"> процесс</w:t>
+      </w:r>
+      <w:r>
+        <w:t>ов</w:t>
+      </w:r>
       <w:r>
         <w:t>, включающих этапы приёма входных данных, их обработки, анализа и генерации текстового контента с использованием технологий машинного обучения и нейронных сетей, а также вызовы внешних API.</w:t>
       </w:r>
@@ -4408,11 +4439,18 @@
       <w:r>
         <w:t xml:space="preserve">Взаимодействие с системой осуществляется посредством веб-интерфейса, предоставляющего средства для управления </w:t>
       </w:r>
-      <w:proofErr w:type="spellStart"/>
-      <w:r>
-        <w:t>workflow</w:t>
-      </w:r>
-      <w:proofErr w:type="spellEnd"/>
+      <w:r>
+        <w:t>рабочи</w:t>
+      </w:r>
+      <w:r>
+        <w:t>ми</w:t>
+      </w:r>
+      <w:r>
+        <w:t xml:space="preserve"> процесс</w:t>
+      </w:r>
+      <w:r>
+        <w:t>ами</w:t>
+      </w:r>
       <w:r>
         <w:t>, их запуска, мониторинга процесса выполнения и просмотра результатов.</w:t>
       </w:r>
@@ -4494,11 +4532,18 @@
       <w:r>
         <w:t xml:space="preserve">Создание, редактирование и удаление </w:t>
       </w:r>
-      <w:proofErr w:type="spellStart"/>
-      <w:r>
-        <w:t>workflow</w:t>
-      </w:r>
-      <w:proofErr w:type="spellEnd"/>
+      <w:r>
+        <w:t>рабочи</w:t>
+      </w:r>
+      <w:r>
+        <w:t>х</w:t>
+      </w:r>
+      <w:r>
+        <w:t xml:space="preserve"> процесс</w:t>
+      </w:r>
+      <w:r>
+        <w:t>ов</w:t>
+      </w:r>
       <w:r>
         <w:t>, представляющих собой последовательность связанных операций обработки данных;</w:t>
       </w:r>
@@ -4515,11 +4560,18 @@
       <w:r>
         <w:t xml:space="preserve">Управление узлами </w:t>
       </w:r>
-      <w:proofErr w:type="spellStart"/>
-      <w:r>
-        <w:t>workflow</w:t>
-      </w:r>
-      <w:proofErr w:type="spellEnd"/>
+      <w:r>
+        <w:t>рабочи</w:t>
+      </w:r>
+      <w:r>
+        <w:t>х</w:t>
+      </w:r>
+      <w:r>
+        <w:t xml:space="preserve"> процесс</w:t>
+      </w:r>
+      <w:r>
+        <w:t>ов</w:t>
+      </w:r>
       <w:r>
         <w:t>, включая настройку их параметров и связей;</w:t>
       </w:r>
@@ -4536,13 +4588,23 @@
       <w:r>
         <w:t xml:space="preserve">Запуск </w:t>
       </w:r>
-      <w:proofErr w:type="spellStart"/>
-      <w:r>
-        <w:t>workflow</w:t>
-      </w:r>
-      <w:proofErr w:type="spellEnd"/>
-      <w:r>
-        <w:t xml:space="preserve"> в ручном режиме;</w:t>
+      <w:r>
+        <w:t>рабоч</w:t>
+      </w:r>
+      <w:r>
+        <w:t>его</w:t>
+      </w:r>
+      <w:r>
+        <w:t xml:space="preserve"> процесс</w:t>
+      </w:r>
+      <w:r>
+        <w:t>а</w:t>
+      </w:r>
+      <w:r>
+        <w:t xml:space="preserve"> </w:t>
+      </w:r>
+      <w:r>
+        <w:t>в ручном режиме;</w:t>
       </w:r>
     </w:p>
     <w:p>
@@ -4557,13 +4619,23 @@
       <w:r>
         <w:t xml:space="preserve">Асинхронное исполнение </w:t>
       </w:r>
-      <w:proofErr w:type="spellStart"/>
-      <w:r>
-        <w:t>workflow</w:t>
-      </w:r>
-      <w:proofErr w:type="spellEnd"/>
-      <w:r>
-        <w:t xml:space="preserve"> с сохранением результатов выполнения;</w:t>
+      <w:r>
+        <w:t>рабоч</w:t>
+      </w:r>
+      <w:r>
+        <w:t>его</w:t>
+      </w:r>
+      <w:r>
+        <w:t xml:space="preserve"> процесс</w:t>
+      </w:r>
+      <w:r>
+        <w:t>а</w:t>
+      </w:r>
+      <w:r>
+        <w:t xml:space="preserve"> </w:t>
+      </w:r>
+      <w:r>
+        <w:t>с сохранением результатов выполнения;</w:t>
       </w:r>
     </w:p>
     <w:p>
@@ -4628,13 +4700,23 @@
       <w:r>
         <w:t xml:space="preserve">Отображение статуса выполнения </w:t>
       </w:r>
-      <w:proofErr w:type="spellStart"/>
-      <w:r>
-        <w:t>workflow</w:t>
-      </w:r>
-      <w:proofErr w:type="spellEnd"/>
-      <w:r>
-        <w:t xml:space="preserve"> и просмотр логов исполнения;</w:t>
+      <w:r>
+        <w:t>рабочи</w:t>
+      </w:r>
+      <w:r>
+        <w:t>х</w:t>
+      </w:r>
+      <w:r>
+        <w:t xml:space="preserve"> процесс</w:t>
+      </w:r>
+      <w:r>
+        <w:t>ов</w:t>
+      </w:r>
+      <w:r>
+        <w:t xml:space="preserve"> </w:t>
+      </w:r>
+      <w:r>
+        <w:t>и просмотр логов исполнения;</w:t>
       </w:r>
     </w:p>
     <w:p>
@@ -4649,11 +4731,18 @@
       <w:r>
         <w:t xml:space="preserve">Хранение истории запусков и результатов выполнения </w:t>
       </w:r>
-      <w:proofErr w:type="spellStart"/>
-      <w:r>
-        <w:t>workflow</w:t>
-      </w:r>
-      <w:proofErr w:type="spellEnd"/>
+      <w:r>
+        <w:t>рабочи</w:t>
+      </w:r>
+      <w:r>
+        <w:t>х</w:t>
+      </w:r>
+      <w:r>
+        <w:t xml:space="preserve"> процесс</w:t>
+      </w:r>
+      <w:r>
+        <w:t>ов</w:t>
+      </w:r>
       <w:r>
         <w:t>;</w:t>
       </w:r>
@@ -4693,11 +4782,18 @@
       <w:r>
         <w:t xml:space="preserve">Система должна обеспечивать устойчивую работу при штатных условиях эксплуатации и корректно обрабатывать ошибки, возникающие в процессе выполнения </w:t>
       </w:r>
-      <w:proofErr w:type="spellStart"/>
-      <w:r>
-        <w:t>workflow</w:t>
-      </w:r>
-      <w:proofErr w:type="spellEnd"/>
+      <w:r>
+        <w:t>рабоч</w:t>
+      </w:r>
+      <w:r>
+        <w:t>его</w:t>
+      </w:r>
+      <w:r>
+        <w:t xml:space="preserve"> процесс</w:t>
+      </w:r>
+      <w:r>
+        <w:t>а</w:t>
+      </w:r>
       <w:r>
         <w:t>.</w:t>
       </w:r>
@@ -4707,19 +4803,29 @@
         <w:pStyle w:val="a3"/>
       </w:pPr>
       <w:r>
-        <w:t xml:space="preserve">При аварийном завершении работы отдельных сервисов система должна обеспечивать сохранность конфигурации </w:t>
-      </w:r>
-      <w:proofErr w:type="spellStart"/>
-      <w:r>
-        <w:t>workflow</w:t>
-      </w:r>
-      <w:proofErr w:type="spellEnd"/>
-      <w:r>
-        <w:t xml:space="preserve"> и результатов выполненных операций. После восстановления работоспособности система </w:t>
+        <w:t xml:space="preserve">При аварийном завершении работы отдельных сервисов система должна </w:t>
       </w:r>
       <w:r>
         <w:lastRenderedPageBreak/>
-        <w:t>должна обеспечивать корректный запуск без потери данных.</w:t>
+        <w:t xml:space="preserve">обеспечивать сохранность конфигурации </w:t>
+      </w:r>
+      <w:r>
+        <w:t>рабоч</w:t>
+      </w:r>
+      <w:r>
+        <w:t>его</w:t>
+      </w:r>
+      <w:r>
+        <w:t xml:space="preserve"> процесс</w:t>
+      </w:r>
+      <w:r>
+        <w:t>а</w:t>
+      </w:r>
+      <w:r>
+        <w:t xml:space="preserve"> </w:t>
+      </w:r>
+      <w:r>
+        <w:t>и результатов выполненных операций. После восстановления работоспособности система должна обеспечивать корректный запуск без потери данных.</w:t>
       </w:r>
     </w:p>
     <w:p>
@@ -4729,11 +4835,18 @@
       <w:r>
         <w:t xml:space="preserve">Ошибки, возникающие в процессе выполнения </w:t>
       </w:r>
-      <w:proofErr w:type="spellStart"/>
-      <w:r>
-        <w:t>workflow</w:t>
-      </w:r>
-      <w:proofErr w:type="spellEnd"/>
+      <w:r>
+        <w:t>рабоч</w:t>
+      </w:r>
+      <w:r>
+        <w:t>его</w:t>
+      </w:r>
+      <w:r>
+        <w:t xml:space="preserve"> процесс</w:t>
+      </w:r>
+      <w:r>
+        <w:t>а</w:t>
+      </w:r>
       <w:r>
         <w:t>, должны фиксироваться в журнале событий с возможностью последующего анализа.</w:t>
       </w:r>
@@ -4981,6 +5094,7 @@
         <w:ind w:left="0" w:firstLine="709"/>
       </w:pPr>
       <w:r>
+        <w:lastRenderedPageBreak/>
         <w:t>Среда выполнения Java (для сервисов, реализованных на Spring);</w:t>
       </w:r>
     </w:p>
@@ -5015,7 +5129,6 @@
         <w:ind w:left="0" w:firstLine="709"/>
       </w:pPr>
       <w:r>
-        <w:lastRenderedPageBreak/>
         <w:t xml:space="preserve">Система управления базами данных </w:t>
       </w:r>
       <w:proofErr w:type="spellStart"/>
@@ -5121,11 +5234,18 @@
       <w:r>
         <w:t xml:space="preserve">Ограничение несанкционированного доступа к управлению </w:t>
       </w:r>
-      <w:proofErr w:type="spellStart"/>
-      <w:r>
-        <w:t>workflow</w:t>
-      </w:r>
-      <w:proofErr w:type="spellEnd"/>
+      <w:r>
+        <w:t>рабоч</w:t>
+      </w:r>
+      <w:r>
+        <w:t>его</w:t>
+      </w:r>
+      <w:r>
+        <w:t xml:space="preserve"> процесс</w:t>
+      </w:r>
+      <w:r>
+        <w:t>а</w:t>
+      </w:r>
       <w:r>
         <w:t xml:space="preserve"> и результатам их выполнения;</w:t>
       </w:r>
@@ -5260,11 +5380,18 @@
       <w:r>
         <w:t xml:space="preserve">Обеспечение визуального отображения списка доступных </w:t>
       </w:r>
-      <w:proofErr w:type="spellStart"/>
-      <w:r>
-        <w:t>workflow</w:t>
-      </w:r>
-      <w:proofErr w:type="spellEnd"/>
+      <w:r>
+        <w:t>рабочи</w:t>
+      </w:r>
+      <w:r>
+        <w:t>х</w:t>
+      </w:r>
+      <w:r>
+        <w:t xml:space="preserve"> процесс</w:t>
+      </w:r>
+      <w:r>
+        <w:t>ов</w:t>
+      </w:r>
       <w:r>
         <w:t xml:space="preserve"> и их состояния;</w:t>
       </w:r>
@@ -5281,11 +5408,18 @@
       <w:r>
         <w:t xml:space="preserve">Предоставление средств для создания, редактирования и запуска </w:t>
       </w:r>
-      <w:proofErr w:type="spellStart"/>
-      <w:r>
-        <w:t>workflow</w:t>
-      </w:r>
-      <w:proofErr w:type="spellEnd"/>
+      <w:r>
+        <w:t>рабочи</w:t>
+      </w:r>
+      <w:r>
+        <w:t>х</w:t>
+      </w:r>
+      <w:r>
+        <w:t xml:space="preserve"> процесс</w:t>
+      </w:r>
+      <w:r>
+        <w:t>ов</w:t>
+      </w:r>
       <w:r>
         <w:t>;</w:t>
       </w:r>
@@ -5302,13 +5436,32 @@
       <w:r>
         <w:t xml:space="preserve">Отображение статуса выполнения </w:t>
       </w:r>
-      <w:proofErr w:type="spellStart"/>
-      <w:r>
-        <w:t>workflow</w:t>
-      </w:r>
-      <w:proofErr w:type="spellEnd"/>
-      <w:r>
-        <w:t xml:space="preserve"> в процессе его исполнения;</w:t>
+      <w:r>
+        <w:t>рабоч</w:t>
+      </w:r>
+      <w:r>
+        <w:t>его</w:t>
+      </w:r>
+      <w:r>
+        <w:t xml:space="preserve"> процесс</w:t>
+      </w:r>
+      <w:r>
+        <w:t>а</w:t>
+      </w:r>
+      <w:r>
+        <w:t xml:space="preserve"> </w:t>
+      </w:r>
+      <w:r>
+        <w:t>при</w:t>
+      </w:r>
+      <w:r>
+        <w:t xml:space="preserve"> его исполнени</w:t>
+      </w:r>
+      <w:r>
+        <w:t>и</w:t>
+      </w:r>
+      <w:r>
+        <w:t>;</w:t>
       </w:r>
     </w:p>
     <w:p>
@@ -5323,13 +5476,23 @@
       <w:r>
         <w:t xml:space="preserve">Отображение результатов выполнения </w:t>
       </w:r>
-      <w:proofErr w:type="spellStart"/>
-      <w:r>
-        <w:t>workflow</w:t>
-      </w:r>
-      <w:proofErr w:type="spellEnd"/>
-      <w:r>
-        <w:t xml:space="preserve"> в текстовом виде;</w:t>
+      <w:r>
+        <w:t>рабоч</w:t>
+      </w:r>
+      <w:r>
+        <w:t>его</w:t>
+      </w:r>
+      <w:r>
+        <w:t xml:space="preserve"> процесс</w:t>
+      </w:r>
+      <w:r>
+        <w:t>а</w:t>
+      </w:r>
+      <w:r>
+        <w:t xml:space="preserve"> </w:t>
+      </w:r>
+      <w:r>
+        <w:t>в текстовом виде;</w:t>
       </w:r>
     </w:p>
     <w:p>
@@ -5478,11 +5641,18 @@
       <w:r>
         <w:t xml:space="preserve">Возможность создания, редактирования и удаления </w:t>
       </w:r>
-      <w:proofErr w:type="spellStart"/>
-      <w:r>
-        <w:t>workflow</w:t>
-      </w:r>
-      <w:proofErr w:type="spellEnd"/>
+      <w:r>
+        <w:t>рабоч</w:t>
+      </w:r>
+      <w:r>
+        <w:t>его</w:t>
+      </w:r>
+      <w:r>
+        <w:t xml:space="preserve"> процесс</w:t>
+      </w:r>
+      <w:r>
+        <w:t>а</w:t>
+      </w:r>
       <w:r>
         <w:t>;</w:t>
       </w:r>
@@ -5499,13 +5669,23 @@
       <w:r>
         <w:t xml:space="preserve">Возможность запуска </w:t>
       </w:r>
-      <w:proofErr w:type="spellStart"/>
-      <w:r>
-        <w:t>workflow</w:t>
-      </w:r>
-      <w:proofErr w:type="spellEnd"/>
-      <w:r>
-        <w:t xml:space="preserve"> в ручном режиме;</w:t>
+      <w:r>
+        <w:t>рабоч</w:t>
+      </w:r>
+      <w:r>
+        <w:t>его</w:t>
+      </w:r>
+      <w:r>
+        <w:t xml:space="preserve"> процесс</w:t>
+      </w:r>
+      <w:r>
+        <w:t>а</w:t>
+      </w:r>
+      <w:r>
+        <w:t xml:space="preserve"> </w:t>
+      </w:r>
+      <w:r>
+        <w:t>в ручном режиме;</w:t>
       </w:r>
     </w:p>
     <w:p>
@@ -5520,13 +5700,23 @@
       <w:r>
         <w:t xml:space="preserve">Корректное выполнение </w:t>
       </w:r>
-      <w:proofErr w:type="spellStart"/>
-      <w:r>
-        <w:t>workflow</w:t>
-      </w:r>
-      <w:proofErr w:type="spellEnd"/>
-      <w:r>
-        <w:t xml:space="preserve"> в соответствии с заданной последовательностью операций;</w:t>
+      <w:r>
+        <w:t>рабоч</w:t>
+      </w:r>
+      <w:r>
+        <w:t>его</w:t>
+      </w:r>
+      <w:r>
+        <w:t xml:space="preserve"> процесс</w:t>
+      </w:r>
+      <w:r>
+        <w:t>а</w:t>
+      </w:r>
+      <w:r>
+        <w:t xml:space="preserve"> </w:t>
+      </w:r>
+      <w:r>
+        <w:t>в соответствии с заданной последовательностью операций;</w:t>
       </w:r>
     </w:p>
     <w:p>
@@ -5591,11 +5781,18 @@
       <w:r>
         <w:t xml:space="preserve">Отображение результатов выполнения </w:t>
       </w:r>
-      <w:proofErr w:type="spellStart"/>
-      <w:r>
-        <w:t>workflow</w:t>
-      </w:r>
-      <w:proofErr w:type="spellEnd"/>
+      <w:r>
+        <w:t>рабоч</w:t>
+      </w:r>
+      <w:r>
+        <w:t>его</w:t>
+      </w:r>
+      <w:r>
+        <w:t xml:space="preserve"> процесс</w:t>
+      </w:r>
+      <w:r>
+        <w:t>а</w:t>
+      </w:r>
       <w:r>
         <w:t xml:space="preserve"> пользователю.</w:t>
       </w:r>
@@ -5629,11 +5826,18 @@
       <w:r>
         <w:t xml:space="preserve">Система должна корректно обрабатывать ошибки, возникающие в процессе выполнения </w:t>
       </w:r>
-      <w:proofErr w:type="spellStart"/>
-      <w:r>
-        <w:t>workflow</w:t>
-      </w:r>
-      <w:proofErr w:type="spellEnd"/>
+      <w:r>
+        <w:t>рабоч</w:t>
+      </w:r>
+      <w:r>
+        <w:t>его</w:t>
+      </w:r>
+      <w:r>
+        <w:t xml:space="preserve"> процесс</w:t>
+      </w:r>
+      <w:r>
+        <w:t>а</w:t>
+      </w:r>
       <w:r>
         <w:t>;</w:t>
       </w:r>
@@ -5676,13 +5880,23 @@
       <w:r>
         <w:t xml:space="preserve">Ошибки выполнения </w:t>
       </w:r>
-      <w:proofErr w:type="spellStart"/>
-      <w:r>
-        <w:t>workflow</w:t>
-      </w:r>
-      <w:proofErr w:type="spellEnd"/>
-      <w:r>
-        <w:t xml:space="preserve"> должны сопровождаться регистрацией в журнале событий.</w:t>
+      <w:r>
+        <w:t>рабоч</w:t>
+      </w:r>
+      <w:r>
+        <w:t>его</w:t>
+      </w:r>
+      <w:r>
+        <w:t xml:space="preserve"> процесс</w:t>
+      </w:r>
+      <w:r>
+        <w:t>а</w:t>
+      </w:r>
+      <w:r>
+        <w:t xml:space="preserve"> </w:t>
+      </w:r>
+      <w:r>
+        <w:t>должны сопровождаться регистрацией в журнале событий.</w:t>
       </w:r>
     </w:p>
     <w:p>
@@ -5705,11 +5919,18 @@
       <w:r>
         <w:t xml:space="preserve">Интерфейс системы должен обеспечивать доступ к основным функциям управления </w:t>
       </w:r>
-      <w:proofErr w:type="spellStart"/>
-      <w:r>
-        <w:t>workflow</w:t>
-      </w:r>
-      <w:proofErr w:type="spellEnd"/>
+      <w:r>
+        <w:t>рабоч</w:t>
+      </w:r>
+      <w:r>
+        <w:t>им</w:t>
+      </w:r>
+      <w:r>
+        <w:t xml:space="preserve"> процесс</w:t>
+      </w:r>
+      <w:r>
+        <w:t>ом</w:t>
+      </w:r>
       <w:r>
         <w:t>;</w:t>
       </w:r>
@@ -5724,15 +5945,26 @@
         <w:ind w:left="0" w:firstLine="709"/>
       </w:pPr>
       <w:r>
+        <w:lastRenderedPageBreak/>
         <w:t xml:space="preserve">Интерфейс должен предоставлять визуальное отображение списка </w:t>
       </w:r>
-      <w:proofErr w:type="spellStart"/>
-      <w:r>
-        <w:t>workflow</w:t>
-      </w:r>
-      <w:proofErr w:type="spellEnd"/>
-      <w:r>
-        <w:t xml:space="preserve"> и их состояния;</w:t>
+      <w:r>
+        <w:t>рабоч</w:t>
+      </w:r>
+      <w:r>
+        <w:t>их</w:t>
+      </w:r>
+      <w:r>
+        <w:t xml:space="preserve"> процесс</w:t>
+      </w:r>
+      <w:r>
+        <w:t>ов</w:t>
+      </w:r>
+      <w:r>
+        <w:t xml:space="preserve"> </w:t>
+      </w:r>
+      <w:r>
+        <w:t>и их состояния;</w:t>
       </w:r>
     </w:p>
     <w:p>
@@ -5745,16 +5977,25 @@
         <w:ind w:left="0" w:firstLine="709"/>
       </w:pPr>
       <w:r>
-        <w:lastRenderedPageBreak/>
         <w:t xml:space="preserve">Интерфейс должен отображать статус выполнения </w:t>
       </w:r>
-      <w:proofErr w:type="spellStart"/>
-      <w:r>
-        <w:t>workflow</w:t>
-      </w:r>
-      <w:proofErr w:type="spellEnd"/>
-      <w:r>
-        <w:t xml:space="preserve"> и результаты их исполнения;</w:t>
+      <w:r>
+        <w:t>рабоч</w:t>
+      </w:r>
+      <w:r>
+        <w:t>его</w:t>
+      </w:r>
+      <w:r>
+        <w:t xml:space="preserve"> процесс</w:t>
+      </w:r>
+      <w:r>
+        <w:t>а</w:t>
+      </w:r>
+      <w:r>
+        <w:t xml:space="preserve"> </w:t>
+      </w:r>
+      <w:r>
+        <w:t>и результаты их исполнения;</w:t>
       </w:r>
     </w:p>
     <w:p>
@@ -6015,11 +6256,18 @@
       <w:r>
         <w:t xml:space="preserve">Инструкции по созданию, запуску и управлению </w:t>
       </w:r>
-      <w:proofErr w:type="spellStart"/>
-      <w:r>
-        <w:t>workflow</w:t>
-      </w:r>
-      <w:proofErr w:type="spellEnd"/>
+      <w:r>
+        <w:t>рабоч</w:t>
+      </w:r>
+      <w:r>
+        <w:t>его</w:t>
+      </w:r>
+      <w:r>
+        <w:t xml:space="preserve"> процесс</w:t>
+      </w:r>
+      <w:r>
+        <w:t>а</w:t>
+      </w:r>
       <w:r>
         <w:t>;</w:t>
       </w:r>
@@ -6197,6 +6445,7 @@
         </w:rPr>
       </w:pPr>
       <w:r>
+        <w:lastRenderedPageBreak/>
         <w:br w:type="page"/>
       </w:r>
     </w:p>
@@ -6743,11 +6992,18 @@
       <w:r>
         <w:t xml:space="preserve">Разработка серверной части (бэкенд): реализация базовых моделей данных, API для управления пользователями и </w:t>
       </w:r>
-      <w:proofErr w:type="spellStart"/>
-      <w:r>
-        <w:t>workflow</w:t>
-      </w:r>
-      <w:proofErr w:type="spellEnd"/>
+      <w:r>
+        <w:t>рабоч</w:t>
+      </w:r>
+      <w:r>
+        <w:t>ими</w:t>
+      </w:r>
+      <w:r>
+        <w:t xml:space="preserve"> процесс</w:t>
+      </w:r>
+      <w:r>
+        <w:t>ами</w:t>
+      </w:r>
       <w:r>
         <w:t>.</w:t>
       </w:r>
@@ -6764,11 +7020,18 @@
       <w:r>
         <w:t xml:space="preserve">Разработка базовых микросервисов (оркестратор </w:t>
       </w:r>
-      <w:proofErr w:type="spellStart"/>
-      <w:r>
-        <w:t>workflow</w:t>
-      </w:r>
-      <w:proofErr w:type="spellEnd"/>
+      <w:r>
+        <w:t>рабоч</w:t>
+      </w:r>
+      <w:r>
+        <w:t>их</w:t>
+      </w:r>
+      <w:r>
+        <w:t xml:space="preserve"> процесс</w:t>
+      </w:r>
+      <w:r>
+        <w:t>ов</w:t>
+      </w:r>
       <w:r>
         <w:t>, менеджер задач).</w:t>
       </w:r>
@@ -6825,11 +7088,18 @@
       <w:r>
         <w:t xml:space="preserve">Работающее ядро системы с базовым CRUD для </w:t>
       </w:r>
-      <w:proofErr w:type="spellStart"/>
-      <w:r>
-        <w:t>workflow</w:t>
-      </w:r>
-      <w:proofErr w:type="spellEnd"/>
+      <w:r>
+        <w:t>рабоч</w:t>
+      </w:r>
+      <w:r>
+        <w:t>его</w:t>
+      </w:r>
+      <w:r>
+        <w:t xml:space="preserve"> процесс</w:t>
+      </w:r>
+      <w:r>
+        <w:t>а</w:t>
+      </w:r>
       <w:r>
         <w:t>, развёрнутая локальная среда.</w:t>
       </w:r>
@@ -6863,11 +7133,18 @@
       <w:r>
         <w:t xml:space="preserve">Разработка визуального конструктора </w:t>
       </w:r>
-      <w:proofErr w:type="spellStart"/>
-      <w:r>
-        <w:t>workflow</w:t>
-      </w:r>
-      <w:proofErr w:type="spellEnd"/>
+      <w:r>
+        <w:t>рабоч</w:t>
+      </w:r>
+      <w:r>
+        <w:t>его</w:t>
+      </w:r>
+      <w:r>
+        <w:t xml:space="preserve"> процесс</w:t>
+      </w:r>
+      <w:r>
+        <w:t>а</w:t>
+      </w:r>
       <w:r>
         <w:t xml:space="preserve"> во фронтенд-приложении.</w:t>
       </w:r>
@@ -6884,13 +7161,23 @@
       <w:r>
         <w:t xml:space="preserve">Реализация механизма асинхронного исполнения </w:t>
       </w:r>
-      <w:proofErr w:type="spellStart"/>
-      <w:r>
-        <w:t>workflow</w:t>
-      </w:r>
-      <w:proofErr w:type="spellEnd"/>
-      <w:r>
-        <w:t xml:space="preserve"> на серверной стороне.</w:t>
+      <w:r>
+        <w:t>рабоч</w:t>
+      </w:r>
+      <w:r>
+        <w:t>его</w:t>
+      </w:r>
+      <w:r>
+        <w:t xml:space="preserve"> процесс</w:t>
+      </w:r>
+      <w:r>
+        <w:t>а</w:t>
+      </w:r>
+      <w:r>
+        <w:t xml:space="preserve"> </w:t>
+      </w:r>
+      <w:r>
+        <w:t>на серверной стороне.</w:t>
       </w:r>
     </w:p>
     <w:p>
@@ -6918,13 +7205,23 @@
       <w:r>
         <w:t xml:space="preserve">Реализация системы мониторинга выполнения </w:t>
       </w:r>
-      <w:proofErr w:type="spellStart"/>
-      <w:r>
-        <w:t>workflow</w:t>
-      </w:r>
-      <w:proofErr w:type="spellEnd"/>
-      <w:r>
-        <w:t xml:space="preserve"> (логи, статусы, история).</w:t>
+      <w:r>
+        <w:t>рабоч</w:t>
+      </w:r>
+      <w:r>
+        <w:t>его</w:t>
+      </w:r>
+      <w:r>
+        <w:t xml:space="preserve"> процесс</w:t>
+      </w:r>
+      <w:r>
+        <w:t>а</w:t>
+      </w:r>
+      <w:r>
+        <w:t xml:space="preserve"> </w:t>
+      </w:r>
+      <w:r>
+        <w:t>(логи, статусы, история).</w:t>
       </w:r>
     </w:p>
     <w:p>
@@ -6961,11 +7258,18 @@
       <w:r>
         <w:t xml:space="preserve"> </w:t>
       </w:r>
-      <w:proofErr w:type="spellStart"/>
-      <w:r>
-        <w:t>workflow</w:t>
-      </w:r>
-      <w:proofErr w:type="spellEnd"/>
+      <w:r>
+        <w:t>рабоч</w:t>
+      </w:r>
+      <w:r>
+        <w:t>ие</w:t>
+      </w:r>
+      <w:r>
+        <w:t xml:space="preserve"> процесс</w:t>
+      </w:r>
+      <w:r>
+        <w:t>ы</w:t>
+      </w:r>
       <w:r>
         <w:t>.</w:t>
       </w:r>
@@ -14003,6 +14307,7 @@
   <w:style w:type="character" w:default="1" w:styleId="a0">
     <w:name w:val="Default Paragraph Font"/>
     <w:uiPriority w:val="1"/>
+    <w:semiHidden/>
     <w:unhideWhenUsed/>
   </w:style>
   <w:style w:type="table" w:default="1" w:styleId="a1">

--- a/docs/1_ТЗ_Проект_FlowAct.docx
+++ b/docs/1_ТЗ_Проект_FlowAct.docx
@@ -193,8 +193,17 @@
                 <w:sz w:val="24"/>
                 <w:szCs w:val="20"/>
               </w:rPr>
-              <w:t>Студент РТУ МИРЭА кафедры ИиППО</w:t>
-            </w:r>
+              <w:t xml:space="preserve">Студент РТУ МИРЭА кафедры </w:t>
+            </w:r>
+            <w:proofErr w:type="spellStart"/>
+            <w:r>
+              <w:rPr>
+                <w:sz w:val="24"/>
+                <w:szCs w:val="20"/>
+              </w:rPr>
+              <w:t>ИиППО</w:t>
+            </w:r>
+            <w:proofErr w:type="spellEnd"/>
           </w:p>
         </w:tc>
       </w:tr>
@@ -926,9 +935,11 @@
       <w:r>
         <w:t xml:space="preserve"> «</w:t>
       </w:r>
+      <w:proofErr w:type="spellStart"/>
       <w:r>
         <w:t>FlowAct</w:t>
       </w:r>
+      <w:proofErr w:type="spellEnd"/>
       <w:r>
         <w:t>»</w:t>
       </w:r>
@@ -975,6 +986,7 @@
         </w:rPr>
         <w:t>–</w:t>
       </w:r>
+      <w:proofErr w:type="spellStart"/>
       <w:r>
         <w:rPr>
           <w:sz w:val="24"/>
@@ -982,6 +994,7 @@
         </w:rPr>
         <w:t>FlowAct</w:t>
       </w:r>
+      <w:proofErr w:type="spellEnd"/>
       <w:r>
         <w:rPr>
           <w:sz w:val="24"/>
@@ -1012,21 +1025,21 @@
           <w:sz w:val="24"/>
           <w:szCs w:val="20"/>
         </w:rPr>
-        <w:t>3</w:t>
+        <w:t>51</w:t>
       </w:r>
       <w:r>
         <w:rPr>
           <w:sz w:val="24"/>
           <w:szCs w:val="20"/>
         </w:rPr>
-        <w:t>6</w:t>
+        <w:t xml:space="preserve"> лист</w:t>
       </w:r>
       <w:r>
         <w:rPr>
           <w:sz w:val="24"/>
           <w:szCs w:val="20"/>
         </w:rPr>
-        <w:t xml:space="preserve"> листах</w:t>
+        <w:t>е</w:t>
       </w:r>
     </w:p>
     <w:p>
@@ -7270,9 +7283,11 @@
       <w:r>
         <w:t>«</w:t>
       </w:r>
+      <w:proofErr w:type="spellStart"/>
       <w:r>
         <w:t>FlowAct</w:t>
       </w:r>
+      <w:proofErr w:type="spellEnd"/>
       <w:r>
         <w:t>»</w:t>
       </w:r>
@@ -7293,9 +7308,11 @@
       <w:r>
         <w:t xml:space="preserve"> «</w:t>
       </w:r>
+      <w:proofErr w:type="spellStart"/>
       <w:r>
         <w:t>FlowAct</w:t>
       </w:r>
+      <w:proofErr w:type="spellEnd"/>
       <w:r>
         <w:t>»</w:t>
       </w:r>
@@ -7834,7 +7851,15 @@
         <w:pStyle w:val="a3"/>
       </w:pPr>
       <w:r>
-        <w:t>Рабочий процесс (Workflow)</w:t>
+        <w:t>Рабочий процесс (</w:t>
+      </w:r>
+      <w:proofErr w:type="spellStart"/>
+      <w:r>
+        <w:t>Workflow</w:t>
+      </w:r>
+      <w:proofErr w:type="spellEnd"/>
+      <w:r>
+        <w:t>)</w:t>
       </w:r>
       <w:r>
         <w:t xml:space="preserve"> – п</w:t>
@@ -7848,7 +7873,15 @@
         <w:pStyle w:val="a3"/>
       </w:pPr>
       <w:r>
-        <w:t xml:space="preserve">Блок обработки / Узел (Node) – </w:t>
+        <w:t>Блок обработки / Узел (</w:t>
+      </w:r>
+      <w:proofErr w:type="spellStart"/>
+      <w:r>
+        <w:t>Node</w:t>
+      </w:r>
+      <w:proofErr w:type="spellEnd"/>
+      <w:r>
+        <w:t xml:space="preserve">) – </w:t>
       </w:r>
       <w:r>
         <w:t>э</w:t>
@@ -7902,7 +7935,23 @@
         <w:pStyle w:val="a3"/>
       </w:pPr>
       <w:r>
-        <w:t xml:space="preserve">MVP (Minimum Viable Product) – версия системы, обладающая минимальным, но достаточным набором функций для удовлетворения первых </w:t>
+        <w:t>MVP (</w:t>
+      </w:r>
+      <w:proofErr w:type="spellStart"/>
+      <w:r>
+        <w:t>Minimum</w:t>
+      </w:r>
+      <w:proofErr w:type="spellEnd"/>
+      <w:r>
+        <w:t xml:space="preserve"> </w:t>
+      </w:r>
+      <w:proofErr w:type="spellStart"/>
+      <w:r>
+        <w:t>Viable</w:t>
+      </w:r>
+      <w:proofErr w:type="spellEnd"/>
+      <w:r>
+        <w:t xml:space="preserve"> Product) – версия системы, обладающая минимальным, но достаточным набором функций для удовлетворения первых </w:t>
       </w:r>
       <w:r>
         <w:lastRenderedPageBreak/>
@@ -7922,7 +7971,15 @@
         <w:pStyle w:val="a3"/>
       </w:pPr>
       <w:r>
-        <w:t>Внешнее API (Application Programming Interface) – набор правил и протоколов, предоставляемый сторонними сервисами, для взаимодействия с ними. В контексте системы используется для отправки данных на обработку во внешние модели (например, нейросети) и получения результатов.</w:t>
+        <w:t xml:space="preserve">Внешнее API (Application </w:t>
+      </w:r>
+      <w:proofErr w:type="spellStart"/>
+      <w:r>
+        <w:t>Programming</w:t>
+      </w:r>
+      <w:proofErr w:type="spellEnd"/>
+      <w:r>
+        <w:t xml:space="preserve"> Interface) – набор правил и протоколов, предоставляемый сторонними сервисами, для взаимодействия с ними. В контексте системы используется для отправки данных на обработку во внешние модели (например, нейросети) и получения результатов.</w:t>
       </w:r>
     </w:p>
     <w:p>
@@ -7945,8 +8002,13 @@
       <w:pPr>
         <w:pStyle w:val="a3"/>
       </w:pPr>
-      <w:r>
-        <w:t>Docker-контейнер – стандартный программный блок, который упаковывает код и все его зависимости, гарантируя, что приложение будет быстро и надежно работать в любой вычислительной среде.</w:t>
+      <w:proofErr w:type="spellStart"/>
+      <w:r>
+        <w:t>Docker</w:t>
+      </w:r>
+      <w:proofErr w:type="spellEnd"/>
+      <w:r>
+        <w:t>-контейнер – стандартный программный блок, который упаковывает код и все его зависимости, гарантируя, что приложение будет быстро и надежно работать в любой вычислительной среде.</w:t>
       </w:r>
     </w:p>
     <w:p>
@@ -8056,7 +8118,15 @@
         <w:pStyle w:val="a3"/>
       </w:pPr>
       <w:r>
-        <w:t>Целью создания автоматизированной системы FlowAct является разработка программного средства, обеспечивающего визуальное проектирование, настройку и исполнение рабочих процессов обработки данных.</w:t>
+        <w:t xml:space="preserve">Целью создания автоматизированной системы </w:t>
+      </w:r>
+      <w:proofErr w:type="spellStart"/>
+      <w:r>
+        <w:t>FlowAct</w:t>
+      </w:r>
+      <w:proofErr w:type="spellEnd"/>
+      <w:r>
+        <w:t xml:space="preserve"> является разработка программного средства, обеспечивающего визуальное проектирование, настройку и исполнение рабочих процессов обработки данных.</w:t>
       </w:r>
     </w:p>
     <w:p>
@@ -8505,7 +8575,23 @@
         <w:pStyle w:val="a3"/>
       </w:pPr>
       <w:r>
-        <w:t>Система FlowAct имеет модульную (подсистемную) структуру.</w:t>
+        <w:t xml:space="preserve">Система </w:t>
+      </w:r>
+      <w:proofErr w:type="spellStart"/>
+      <w:r>
+        <w:t>FlowAct</w:t>
+      </w:r>
+      <w:proofErr w:type="spellEnd"/>
+      <w:r>
+        <w:t xml:space="preserve"> имеет модульную (</w:t>
+      </w:r>
+      <w:proofErr w:type="spellStart"/>
+      <w:r>
+        <w:t>подсистемную</w:t>
+      </w:r>
+      <w:proofErr w:type="spellEnd"/>
+      <w:r>
+        <w:t>) структуру.</w:t>
       </w:r>
     </w:p>
     <w:p>
@@ -12334,7 +12420,15 @@
         <w:pStyle w:val="a3"/>
       </w:pPr>
       <w:r>
-        <w:t>На контекстном уровне рассматриваемая система представляет собой механизм оркестрации и выполнения бизнес-процессов, который обеспечивает обработку пользовательских запросов и данных с последующей передачей результата. Ниже представлено описание:</w:t>
+        <w:t xml:space="preserve">На контекстном уровне рассматриваемая система представляет собой механизм </w:t>
+      </w:r>
+      <w:proofErr w:type="spellStart"/>
+      <w:r>
+        <w:t>оркестрации</w:t>
+      </w:r>
+      <w:proofErr w:type="spellEnd"/>
+      <w:r>
+        <w:t xml:space="preserve"> и выполнения бизнес-процессов, который обеспечивает обработку пользовательских запросов и данных с последующей передачей результата. Ниже представлено описание:</w:t>
       </w:r>
     </w:p>
     <w:p>
@@ -12345,7 +12439,15 @@
         </w:rPr>
       </w:pPr>
       <w:r>
-        <w:t>Входы (Input):</w:t>
+        <w:t>Входы (</w:t>
+      </w:r>
+      <w:proofErr w:type="spellStart"/>
+      <w:r>
+        <w:t>Input</w:t>
+      </w:r>
+      <w:proofErr w:type="spellEnd"/>
+      <w:r>
+        <w:t>):</w:t>
       </w:r>
     </w:p>
     <w:p>
@@ -12402,7 +12504,15 @@
       </w:pPr>
       <w:r>
         <w:lastRenderedPageBreak/>
-        <w:t>Выходы (Output):</w:t>
+        <w:t>Выходы (</w:t>
+      </w:r>
+      <w:proofErr w:type="spellStart"/>
+      <w:r>
+        <w:t>Output</w:t>
+      </w:r>
+      <w:proofErr w:type="spellEnd"/>
+      <w:r>
+        <w:t>):</w:t>
       </w:r>
     </w:p>
     <w:p>
@@ -12512,7 +12622,15 @@
         <w:pStyle w:val="a3"/>
       </w:pPr>
       <w:r>
-        <w:t>Механизмы (Mechanisms):</w:t>
+        <w:t>Механизмы (</w:t>
+      </w:r>
+      <w:proofErr w:type="spellStart"/>
+      <w:r>
+        <w:t>Mechanisms</w:t>
+      </w:r>
+      <w:proofErr w:type="spellEnd"/>
+      <w:r>
+        <w:t>):</w:t>
       </w:r>
     </w:p>
     <w:p>
@@ -12764,7 +12882,15 @@
         <w:ind w:left="0" w:firstLine="709"/>
       </w:pPr>
       <w:r>
-        <w:t>Изменение workflow;</w:t>
+        <w:t xml:space="preserve">Изменение </w:t>
+      </w:r>
+      <w:proofErr w:type="spellStart"/>
+      <w:r>
+        <w:t>workflow</w:t>
+      </w:r>
+      <w:proofErr w:type="spellEnd"/>
+      <w:r>
+        <w:t>;</w:t>
       </w:r>
     </w:p>
     <w:p>
@@ -13033,7 +13159,15 @@
         <w:pStyle w:val="a3"/>
       </w:pPr>
       <w:r>
-        <w:t>Для раскрытия внутренней архитектуры системы автоматизации рабочих процессов FlowAct выполнена декомпозиция контекстного уровня на основные функциональные блоки и хранилища данных. Диаграмма потоков данных первого уровня (DFD Level 1) детализирует, каким образом происходит обработка запросов, управление пользователями, взаимодействие с внешними сервисами и интеллектуальная поддержка процессов.</w:t>
+        <w:t xml:space="preserve">Для раскрытия внутренней архитектуры системы автоматизации рабочих процессов </w:t>
+      </w:r>
+      <w:proofErr w:type="spellStart"/>
+      <w:r>
+        <w:t>FlowAct</w:t>
+      </w:r>
+      <w:proofErr w:type="spellEnd"/>
+      <w:r>
+        <w:t xml:space="preserve"> выполнена декомпозиция контекстного уровня на основные функциональные блоки и хранилища данных. Диаграмма потоков данных первого уровня (DFD Level 1) детализирует, каким образом происходит обработка запросов, управление пользователями, взаимодействие с внешними сервисами и интеллектуальная поддержка процессов.</w:t>
       </w:r>
       <w:r>
         <w:t xml:space="preserve"> Диаграмма представлена на рисунке 4.7.</w:t>
@@ -13332,7 +13466,15 @@
         <w:ind w:left="0" w:firstLine="708"/>
       </w:pPr>
       <w:r>
-        <w:t>Базы рабочих процессов: хранят сценарии (workflow), конфигурации узлов, версионность, а также логику переходов и бизнес-правила.</w:t>
+        <w:t>Базы рабочих процессов: хранят сценарии (</w:t>
+      </w:r>
+      <w:proofErr w:type="spellStart"/>
+      <w:r>
+        <w:t>workflow</w:t>
+      </w:r>
+      <w:proofErr w:type="spellEnd"/>
+      <w:r>
+        <w:t>), конфигурации узлов, версионность, а также логику переходов и бизнес-правила.</w:t>
       </w:r>
     </w:p>
     <w:p>
@@ -13353,7 +13495,15 @@
         <w:pStyle w:val="a3"/>
       </w:pPr>
       <w:r>
-        <w:t>Для углубленной проработки механизмов выполнения рабочих процессов выполнена декомпозиция блока А3 «Исполнение рабочего процесса». На диаграмме второго уровня (DFD Level 2) детализируется последовательность операций от момента получения запроса на запуск до формирования финального результата и возврата его пользователю. Декомпозиция раскрывает внутреннюю логику оркестрации, взаимодействие с внешними сервисами (LLM) и механизмы фиксации статусов исполнения.</w:t>
+        <w:t xml:space="preserve">Для углубленной проработки механизмов выполнения рабочих процессов выполнена декомпозиция блока А3 «Исполнение рабочего процесса». На диаграмме второго уровня (DFD Level 2) детализируется последовательность операций от момента получения запроса на запуск до формирования финального результата и возврата его пользователю. Декомпозиция раскрывает внутреннюю логику </w:t>
+      </w:r>
+      <w:proofErr w:type="spellStart"/>
+      <w:r>
+        <w:t>оркестрации</w:t>
+      </w:r>
+      <w:proofErr w:type="spellEnd"/>
+      <w:r>
+        <w:t>, взаимодействие с внешними сервисами (LLM) и механизмы фиксации статусов исполнения.</w:t>
       </w:r>
       <w:r>
         <w:t xml:space="preserve"> Декомпозиция представлена на рисунке 4.8.</w:t>
@@ -13440,7 +13590,15 @@
         <w:pStyle w:val="a3"/>
       </w:pPr>
       <w:r>
-        <w:t>На основе анализа функциональных требований и декомпозиции процессов разработана логическая модель данных, представленная тремя взаимосвязанными ER-диаграммами, отражающими различные аспекты функционирования системы: управление доступом, интеллектуальную обработку и оркестрацию рабочих процессов.</w:t>
+        <w:t xml:space="preserve">На основе анализа функциональных требований и декомпозиции процессов разработана логическая модель данных, представленная тремя взаимосвязанными ER-диаграммами, отражающими различные аспекты функционирования системы: управление доступом, интеллектуальную обработку и </w:t>
+      </w:r>
+      <w:proofErr w:type="spellStart"/>
+      <w:r>
+        <w:t>оркестрацию</w:t>
+      </w:r>
+      <w:proofErr w:type="spellEnd"/>
+      <w:r>
+        <w:t xml:space="preserve"> рабочих процессов.</w:t>
       </w:r>
     </w:p>
     <w:p>
@@ -13672,15 +13830,31 @@
         <w:ind w:left="0" w:firstLine="709"/>
       </w:pPr>
       <w:r>
-        <w:t>Модель данных оркестрации рабочих процессов</w:t>
-      </w:r>
-    </w:p>
-    <w:p>
-      <w:pPr>
-        <w:pStyle w:val="a3"/>
-      </w:pPr>
-      <w:r>
-        <w:t>Данная модель является центральной для системы FlowAct и описывает хранение сценариев процессов, их структуры, а также данных о выполнении.</w:t>
+        <w:t xml:space="preserve">Модель данных </w:t>
+      </w:r>
+      <w:proofErr w:type="spellStart"/>
+      <w:r>
+        <w:t>оркестрации</w:t>
+      </w:r>
+      <w:proofErr w:type="spellEnd"/>
+      <w:r>
+        <w:t xml:space="preserve"> рабочих процессов</w:t>
+      </w:r>
+    </w:p>
+    <w:p>
+      <w:pPr>
+        <w:pStyle w:val="a3"/>
+      </w:pPr>
+      <w:r>
+        <w:t xml:space="preserve">Данная модель является центральной для системы </w:t>
+      </w:r>
+      <w:proofErr w:type="spellStart"/>
+      <w:r>
+        <w:t>FlowAct</w:t>
+      </w:r>
+      <w:proofErr w:type="spellEnd"/>
+      <w:r>
+        <w:t xml:space="preserve"> и описывает хранение сценариев процессов, их структуры, а также данных о выполнении.</w:t>
       </w:r>
       <w:r>
         <w:t xml:space="preserve"> Диаграмма представлена на рисунке 4.11.</w:t>
@@ -13768,8 +13942,13 @@
       <w:r>
         <w:t xml:space="preserve">диаграмма </w:t>
       </w:r>
-      <w:r>
-        <w:t>оркестрации рабочих процессов</w:t>
+      <w:proofErr w:type="spellStart"/>
+      <w:r>
+        <w:t>оркестрации</w:t>
+      </w:r>
+      <w:proofErr w:type="spellEnd"/>
+      <w:r>
+        <w:t xml:space="preserve"> рабочих процессов</w:t>
       </w:r>
     </w:p>
     <w:p>
@@ -14074,7 +14253,15 @@
         <w:pStyle w:val="a3"/>
       </w:pPr>
       <w:r>
-        <w:t>В качестве системы управления базами данных используется PostgreSQL.</w:t>
+        <w:t xml:space="preserve">В качестве системы управления базами данных используется </w:t>
+      </w:r>
+      <w:proofErr w:type="spellStart"/>
+      <w:r>
+        <w:t>PostgreSQL</w:t>
+      </w:r>
+      <w:proofErr w:type="spellEnd"/>
+      <w:r>
+        <w:t>.</w:t>
       </w:r>
     </w:p>
     <w:p>
@@ -14288,7 +14475,15 @@
         <w:ind w:left="0" w:firstLine="709"/>
       </w:pPr>
       <w:r>
-        <w:t>СУБД PostgreSQL.</w:t>
+        <w:t xml:space="preserve">СУБД </w:t>
+      </w:r>
+      <w:proofErr w:type="spellStart"/>
+      <w:r>
+        <w:t>PostgreSQL</w:t>
+      </w:r>
+      <w:proofErr w:type="spellEnd"/>
+      <w:r>
+        <w:t>.</w:t>
       </w:r>
     </w:p>
     <w:p>
@@ -14375,8 +14570,13 @@
         </w:numPr>
         <w:ind w:left="0" w:firstLine="709"/>
       </w:pPr>
-      <w:r>
-        <w:t>Django;</w:t>
+      <w:proofErr w:type="spellStart"/>
+      <w:r>
+        <w:t>Django</w:t>
+      </w:r>
+      <w:proofErr w:type="spellEnd"/>
+      <w:r>
+        <w:t>;</w:t>
       </w:r>
     </w:p>
     <w:p>
@@ -14388,8 +14588,13 @@
         </w:numPr>
         <w:ind w:left="0" w:firstLine="709"/>
       </w:pPr>
-      <w:r>
-        <w:t>React;</w:t>
+      <w:proofErr w:type="spellStart"/>
+      <w:r>
+        <w:t>React</w:t>
+      </w:r>
+      <w:proofErr w:type="spellEnd"/>
+      <w:r>
+        <w:t>;</w:t>
       </w:r>
     </w:p>
     <w:p>
@@ -14401,8 +14606,13 @@
         </w:numPr>
         <w:ind w:left="0" w:firstLine="709"/>
       </w:pPr>
-      <w:r>
-        <w:t>Docker.</w:t>
+      <w:proofErr w:type="spellStart"/>
+      <w:r>
+        <w:t>Docker</w:t>
+      </w:r>
+      <w:proofErr w:type="spellEnd"/>
+      <w:r>
+        <w:t>.</w:t>
       </w:r>
     </w:p>
     <w:p>
@@ -14589,7 +14799,15 @@
         <w:pStyle w:val="a3"/>
       </w:pPr>
       <w:r>
-        <w:t>Сервер должен поддерживать запуск Docker-контейнеров.</w:t>
+        <w:t xml:space="preserve">Сервер должен поддерживать запуск </w:t>
+      </w:r>
+      <w:proofErr w:type="spellStart"/>
+      <w:r>
+        <w:t>Docker</w:t>
+      </w:r>
+      <w:proofErr w:type="spellEnd"/>
+      <w:r>
+        <w:t>-контейнеров.</w:t>
       </w:r>
     </w:p>
     <w:p>
@@ -15440,7 +15658,15 @@
         <w:ind w:left="0" w:firstLine="709"/>
       </w:pPr>
       <w:r>
-        <w:t>Наличие программных средств для запуска контейнеров Docker.</w:t>
+        <w:t xml:space="preserve">Наличие программных средств для запуска контейнеров </w:t>
+      </w:r>
+      <w:proofErr w:type="spellStart"/>
+      <w:r>
+        <w:t>Docker</w:t>
+      </w:r>
+      <w:proofErr w:type="spellEnd"/>
+      <w:r>
+        <w:t>.</w:t>
       </w:r>
     </w:p>
     <w:p>
@@ -16949,8 +17175,17 @@
                 <w:color w:val="000000"/>
                 <w:szCs w:val="28"/>
               </w:rPr>
-              <w:t>Настройка контейнеризации Docker</w:t>
-            </w:r>
+              <w:t xml:space="preserve">Настройка контейнеризации </w:t>
+            </w:r>
+            <w:proofErr w:type="spellStart"/>
+            <w:r>
+              <w:rPr>
+                <w:color w:val="000000"/>
+                <w:szCs w:val="28"/>
+              </w:rPr>
+              <w:t>Docker</w:t>
+            </w:r>
+            <w:proofErr w:type="spellEnd"/>
           </w:p>
         </w:tc>
         <w:tc>
@@ -18383,7 +18618,23 @@
                 <w:color w:val="000000"/>
                 <w:szCs w:val="28"/>
               </w:rPr>
-              <w:t>Создание финальных Docker-образов</w:t>
+              <w:t xml:space="preserve">Создание финальных </w:t>
+            </w:r>
+            <w:proofErr w:type="spellStart"/>
+            <w:r>
+              <w:rPr>
+                <w:color w:val="000000"/>
+                <w:szCs w:val="28"/>
+              </w:rPr>
+              <w:t>Docker</w:t>
+            </w:r>
+            <w:proofErr w:type="spellEnd"/>
+            <w:r>
+              <w:rPr>
+                <w:color w:val="000000"/>
+                <w:szCs w:val="28"/>
+              </w:rPr>
+              <w:t>-образов</w:t>
             </w:r>
           </w:p>
         </w:tc>
@@ -19055,7 +19306,15 @@
         <w:pStyle w:val="a3"/>
       </w:pPr>
       <w:r>
-        <w:t>Разработка автоматизированной системы «FlowAct» осуществляется в рамках учебного проекта.</w:t>
+        <w:t>Разработка автоматизированной системы «</w:t>
+      </w:r>
+      <w:proofErr w:type="spellStart"/>
+      <w:r>
+        <w:t>FlowAct</w:t>
+      </w:r>
+      <w:proofErr w:type="spellEnd"/>
+      <w:r>
+        <w:t>» осуществляется в рамках учебного проекта.</w:t>
       </w:r>
       <w:r>
         <w:t xml:space="preserve"> </w:t>
@@ -19219,7 +19478,15 @@
         <w:ind w:left="0" w:firstLine="720"/>
       </w:pPr>
       <w:r>
-        <w:t>техническое задание на систему «FlowAct»;</w:t>
+        <w:t>техническое задание на систему «</w:t>
+      </w:r>
+      <w:proofErr w:type="spellStart"/>
+      <w:r>
+        <w:t>FlowAct</w:t>
+      </w:r>
+      <w:proofErr w:type="spellEnd"/>
+      <w:r>
+        <w:t>»;</w:t>
       </w:r>
     </w:p>
     <w:p>
@@ -19563,7 +19830,15 @@
         <w:ind w:left="0" w:firstLine="709"/>
       </w:pPr>
       <w:r>
-        <w:t>прототипы интерфейса конструктора workflows;</w:t>
+        <w:t xml:space="preserve">прототипы интерфейса конструктора </w:t>
+      </w:r>
+      <w:proofErr w:type="spellStart"/>
+      <w:r>
+        <w:t>workflows</w:t>
+      </w:r>
+      <w:proofErr w:type="spellEnd"/>
+      <w:r>
+        <w:t>;</w:t>
       </w:r>
     </w:p>
     <w:p>
@@ -19584,7 +19859,15 @@
         <w:pStyle w:val="a3"/>
       </w:pPr>
       <w:r>
-        <w:t>Макеты разрабатываются на этапе проектирования интерфейса и уточняются в процессе реализации frontend-части.</w:t>
+        <w:t xml:space="preserve">Макеты разрабатываются на этапе проектирования интерфейса и уточняются в процессе реализации </w:t>
+      </w:r>
+      <w:proofErr w:type="spellStart"/>
+      <w:r>
+        <w:t>frontend</w:t>
+      </w:r>
+      <w:proofErr w:type="spellEnd"/>
+      <w:r>
+        <w:t>-части.</w:t>
       </w:r>
     </w:p>
     <w:p>
@@ -19636,7 +19919,15 @@
         <w:ind w:left="0" w:firstLine="709"/>
       </w:pPr>
       <w:r>
-        <w:t>прототипы интерфейса конструктора workflows;</w:t>
+        <w:t xml:space="preserve">прототипы интерфейса конструктора </w:t>
+      </w:r>
+      <w:proofErr w:type="spellStart"/>
+      <w:r>
+        <w:t>workflows</w:t>
+      </w:r>
+      <w:proofErr w:type="spellEnd"/>
+      <w:r>
+        <w:t>;</w:t>
       </w:r>
     </w:p>
     <w:p>
@@ -19657,7 +19948,15 @@
         <w:pStyle w:val="a3"/>
       </w:pPr>
       <w:r>
-        <w:t>Макеты разрабатываются на этапе проектирования интерфейса и уточняются в процессе реализации frontend-части.</w:t>
+        <w:t xml:space="preserve">Макеты разрабатываются на этапе проектирования интерфейса и уточняются в процессе реализации </w:t>
+      </w:r>
+      <w:proofErr w:type="spellStart"/>
+      <w:r>
+        <w:t>frontend</w:t>
+      </w:r>
+      <w:proofErr w:type="spellEnd"/>
+      <w:r>
+        <w:t>-части.</w:t>
       </w:r>
     </w:p>
     <w:p>
@@ -19988,9 +20287,11 @@
       <w:r>
         <w:t>Контроль качества и приёмка автоматизированной системы «</w:t>
       </w:r>
+      <w:proofErr w:type="spellStart"/>
       <w:r>
         <w:t>FlowAct</w:t>
       </w:r>
+      <w:proofErr w:type="spellEnd"/>
       <w:r>
         <w:t>» осуществляются в соответствии с требованиями настоящего документа и действующих стандартов.</w:t>
       </w:r>
@@ -20133,9 +20434,11 @@
       <w:r>
         <w:t>Автоматизированная система «</w:t>
       </w:r>
+      <w:proofErr w:type="spellStart"/>
       <w:r>
         <w:t>FlowAct</w:t>
       </w:r>
+      <w:proofErr w:type="spellEnd"/>
       <w:r>
         <w:t>» считается принятой, если в ходе приёмо-сдаточных испытаний подтверждено выполнение всех следующих критериев:</w:t>
       </w:r>
@@ -20249,9 +20552,11 @@
       <w:r>
         <w:t>Автоматизированная система «</w:t>
       </w:r>
+      <w:proofErr w:type="spellStart"/>
       <w:r>
         <w:t>FlowAct</w:t>
       </w:r>
+      <w:proofErr w:type="spellEnd"/>
       <w:r>
         <w:t>» считается принятой, если в ходе приёмочных испытаний будет подтверждено соответствие следующим критериям.</w:t>
       </w:r>
@@ -20713,7 +21018,15 @@
         <w:ind w:left="0" w:firstLine="709"/>
       </w:pPr>
       <w:r>
-        <w:t>Серверная часть должна поддерживать запуск в контейнеризированной среде;</w:t>
+        <w:t xml:space="preserve">Серверная часть должна поддерживать запуск в </w:t>
+      </w:r>
+      <w:proofErr w:type="spellStart"/>
+      <w:r>
+        <w:t>контейнеризированной</w:t>
+      </w:r>
+      <w:proofErr w:type="spellEnd"/>
+      <w:r>
+        <w:t xml:space="preserve"> среде;</w:t>
       </w:r>
     </w:p>
     <w:p>
@@ -20820,9 +21133,11 @@
       <w:r>
         <w:t xml:space="preserve"> автоматизированной системы «</w:t>
       </w:r>
+      <w:proofErr w:type="spellStart"/>
       <w:r>
         <w:t>FlowAct</w:t>
       </w:r>
+      <w:proofErr w:type="spellEnd"/>
       <w:r>
         <w:t>» в опытную эксплуатацию. Акт подписывается представителями Заказчика и Разработчика.</w:t>
       </w:r>
@@ -20883,7 +21198,15 @@
         <w:pStyle w:val="a3"/>
       </w:pPr>
       <w:r>
-        <w:t>Для обеспечения готовности объекта автоматизации к вводу автоматизированной системы «FlowAct» в действие необходимо выполнить следующие мероприятия:</w:t>
+        <w:t>Для обеспечения готовности объекта автоматизации к вводу автоматизированной системы «</w:t>
+      </w:r>
+      <w:proofErr w:type="spellStart"/>
+      <w:r>
+        <w:t>FlowAct</w:t>
+      </w:r>
+      <w:proofErr w:type="spellEnd"/>
+      <w:r>
+        <w:t>» в действие необходимо выполнить следующие мероприятия:</w:t>
       </w:r>
     </w:p>
     <w:p>
@@ -20909,7 +21232,15 @@
         <w:ind w:left="0" w:firstLine="709"/>
       </w:pPr>
       <w:r>
-        <w:t>развёртывание системы в контейнерной среде Docker;</w:t>
+        <w:t xml:space="preserve">развёртывание системы в контейнерной среде </w:t>
+      </w:r>
+      <w:proofErr w:type="spellStart"/>
+      <w:r>
+        <w:t>Docker</w:t>
+      </w:r>
+      <w:proofErr w:type="spellEnd"/>
+      <w:r>
+        <w:t>;</w:t>
       </w:r>
     </w:p>
     <w:p>
@@ -20922,7 +21253,15 @@
         <w:ind w:left="0" w:firstLine="709"/>
       </w:pPr>
       <w:r>
-        <w:t>настройка базы данных PostgreSQL;</w:t>
+        <w:t xml:space="preserve">настройка базы данных </w:t>
+      </w:r>
+      <w:proofErr w:type="spellStart"/>
+      <w:r>
+        <w:t>PostgreSQL</w:t>
+      </w:r>
+      <w:proofErr w:type="spellEnd"/>
+      <w:r>
+        <w:t>;</w:t>
       </w:r>
     </w:p>
     <w:p>
@@ -21056,7 +21395,15 @@
         <w:ind w:left="0" w:firstLine="709"/>
       </w:pPr>
       <w:r>
-        <w:t>установленная среда выполнения Docker;</w:t>
+        <w:t xml:space="preserve">установленная среда выполнения </w:t>
+      </w:r>
+      <w:proofErr w:type="spellStart"/>
+      <w:r>
+        <w:t>Docker</w:t>
+      </w:r>
+      <w:proofErr w:type="spellEnd"/>
+      <w:r>
+        <w:t>;</w:t>
       </w:r>
     </w:p>
     <w:p>
@@ -21069,7 +21416,15 @@
         <w:ind w:left="0" w:firstLine="709"/>
       </w:pPr>
       <w:r>
-        <w:t>установленная система управления базами данных PostgreSQL;</w:t>
+        <w:t xml:space="preserve">установленная система управления базами данных </w:t>
+      </w:r>
+      <w:proofErr w:type="spellStart"/>
+      <w:r>
+        <w:t>PostgreSQL</w:t>
+      </w:r>
+      <w:proofErr w:type="spellEnd"/>
+      <w:r>
+        <w:t>;</w:t>
       </w:r>
     </w:p>
     <w:p>
@@ -21270,7 +21625,15 @@
         <w:pStyle w:val="a3"/>
       </w:pPr>
       <w:r>
-        <w:t>Документация автоматизированной системы «FlowAct» должна быть разработана в соответствии с требованиями:</w:t>
+        <w:t>Документация автоматизированной системы «</w:t>
+      </w:r>
+      <w:proofErr w:type="spellStart"/>
+      <w:r>
+        <w:t>FlowAct</w:t>
+      </w:r>
+      <w:proofErr w:type="spellEnd"/>
+      <w:r>
+        <w:t>» должна быть разработана в соответствии с требованиями:</w:t>
       </w:r>
     </w:p>
     <w:p>
